--- a/Doan/06-BaoCao/bao-cao.docx
+++ b/Doan/06-BaoCao/bao-cao.docx
@@ -4,40 +4,7 @@
   <w:body>
     <w:p>
       <w:pPr>
-        <w:spacing w:after="140"/>
-      </w:pPr>
-      <w:r>
-        <w:t xml:space="preserve">&lt;!-- BÁO CÁO ĐỒ ÁN - FILE CHÍNH</w:t>
-      </w:r>
-    </w:p>
-    <w:p>
-      <w:pPr>
-        <w:spacing w:after="140"/>
-      </w:pPr>
-      <w:r>
-        <w:t xml:space="preserve">Viết dần theo dàn ý tại 06-BaoCao/dan-y-bao-cao.md</w:t>
-      </w:r>
-    </w:p>
-    <w:p>
-      <w:pPr>
-        <w:spacing w:after="140"/>
-      </w:pPr>
-      <w:r>
-        <w:t xml:space="preserve">Xuất .docx bằng script md2docx</w:t>
-      </w:r>
-    </w:p>
-    <w:p>
-      <w:pPr>
-        <w:spacing w:after="140"/>
-      </w:pPr>
-      <w:r>
-        <w:t xml:space="preserve">Trạng thái: đang viết Phần Mở Đầu --&gt;</w:t>
-      </w:r>
-    </w:p>
-    <w:p>
-      <w:pPr>
         <w:pStyle w:val="Heading1"/>
-        <w:pageBreakBefore/>
       </w:pPr>
       <w:r>
         <w:t xml:space="preserve">ĐẠI HỌC QUỐC GIA THÀNH PHỐ HỒ CHÍ MINH</w:t>
@@ -61,14 +28,6 @@
     </w:p>
     <w:p>
       <w:pPr>
-        <w:spacing w:after="140"/>
-      </w:pPr>
-      <w:r>
-        <w:t xml:space="preserve">&lt;br&gt;</w:t>
-      </w:r>
-    </w:p>
-    <w:p>
-      <w:pPr>
         <w:pStyle w:val="Heading1"/>
         <w:pageBreakBefore/>
       </w:pPr>
@@ -78,14 +37,6 @@
     </w:p>
     <w:p>
       <w:pPr>
-        <w:spacing w:after="140"/>
-      </w:pPr>
-      <w:r>
-        <w:t xml:space="preserve">&lt;br&gt;</w:t>
-      </w:r>
-    </w:p>
-    <w:p>
-      <w:pPr>
         <w:pStyle w:val="Heading1"/>
         <w:pageBreakBefore/>
       </w:pPr>
@@ -99,14 +50,6 @@
       </w:pPr>
       <w:r>
         <w:t xml:space="preserve">Tìm hiểu mô hình NeRF và NeRF cải tiến</w:t>
-      </w:r>
-    </w:p>
-    <w:p>
-      <w:pPr>
-        <w:spacing w:after="140"/>
-      </w:pPr>
-      <w:r>
-        <w:t xml:space="preserve">&lt;br&gt;</w:t>
       </w:r>
     </w:p>
     <w:p>
@@ -367,14 +310,6 @@
         <w:spacing w:after="140"/>
       </w:pPr>
       <w:r>
-        <w:t xml:space="preserve">&lt;br&gt;</w:t>
-      </w:r>
-    </w:p>
-    <w:p>
-      <w:pPr>
-        <w:spacing w:after="140"/>
-      </w:pPr>
-      <w:r>
         <w:rPr>
           <w:b/>
           <w:bCs/>
@@ -4306,6 +4241,15 @@
         <w:ind w:left="540" w:hanging="270"/>
       </w:pPr>
     </w:lvl>
+    <w:lvl w:ilvl="1" w:tentative="1">
+      <w:start w:val="1"/>
+      <w:numFmt w:val="bullet"/>
+      <w:lvlText w:val="◦"/>
+      <w:lvlJc w:val="left"/>
+      <w:pPr>
+        <w:ind w:left="1080" w:hanging="270"/>
+      </w:pPr>
+    </w:lvl>
   </w:abstractNum>
   <w:abstractNum w:abstractNumId="3" w15:restartNumberingAfterBreak="0">
     <w:multiLevelType w:val="hybridMultilevel"/>
@@ -4316,6 +4260,15 @@
       <w:lvlJc w:val="left"/>
       <w:pPr>
         <w:ind w:left="540" w:hanging="270"/>
+      </w:pPr>
+    </w:lvl>
+    <w:lvl w:ilvl="1" w:tentative="1">
+      <w:start w:val="1"/>
+      <w:numFmt w:val="lowerLetter"/>
+      <w:lvlText w:val="%2."/>
+      <w:lvlJc w:val="left"/>
+      <w:pPr>
+        <w:ind w:left="1080" w:hanging="270"/>
       </w:pPr>
     </w:lvl>
   </w:abstractNum>
